--- a/DXV-FRE-009_Downstream-DXV-Integration-and-Ingest-Alignment.docx
+++ b/DXV-FRE-009_Downstream-DXV-Integration-and-Ingest-Alignment.docx
@@ -85,7 +85,6 @@
     </w:p>
     <w:tbl>
       <w:tblPr>
-        <w:tblW w:type="auto" w:w="0"/>
         <w:jc w:val="center"/>
         <w:tblLook w:firstColumn="1" w:firstRow="1" w:lastColumn="0" w:lastRow="0" w:noHBand="0" w:noVBand="1" w:val="04A0"/>
         <w:tblLayout w:type="fixed"/>
@@ -97,17 +96,18 @@
           <w:insideH w:val="single" w:sz="8" w:space="0" w:color="FFFFFF"/>
           <w:insideV w:val="single" w:sz="8" w:space="0" w:color="FFFFFF"/>
         </w:tblBorders>
+        <w:tblW w:w="10296" w:type="dxa"/>
       </w:tblPr>
       <w:tblGrid>
-        <w:gridCol w:w="2592"/>
-        <w:gridCol w:w="2592"/>
-        <w:gridCol w:w="2592"/>
-        <w:gridCol w:w="2592"/>
+        <w:gridCol w:w="1944"/>
+        <w:gridCol w:w="4320"/>
+        <w:gridCol w:w="1944"/>
+        <w:gridCol w:w="2088"/>
       </w:tblGrid>
       <w:tr>
         <w:tc>
           <w:tcPr>
-            <w:tcW w:type="dxa" w:w="1944"/>
+            <w:tcW w:w="1944" w:type="dxa"/>
             <w:tcMar>
               <w:top w:w="60" w:type="dxa"/>
               <w:bottom w:w="60" w:type="dxa"/>
@@ -135,7 +135,7 @@
         </w:tc>
         <w:tc>
           <w:tcPr>
-            <w:tcW w:type="dxa" w:w="4320"/>
+            <w:tcW w:w="4320" w:type="dxa"/>
             <w:tcMar>
               <w:top w:w="60" w:type="dxa"/>
               <w:bottom w:w="60" w:type="dxa"/>
@@ -162,7 +162,7 @@
         </w:tc>
         <w:tc>
           <w:tcPr>
-            <w:tcW w:type="dxa" w:w="1944"/>
+            <w:tcW w:w="1944" w:type="dxa"/>
             <w:tcMar>
               <w:top w:w="60" w:type="dxa"/>
               <w:bottom w:w="60" w:type="dxa"/>
@@ -190,7 +190,7 @@
         </w:tc>
         <w:tc>
           <w:tcPr>
-            <w:tcW w:type="dxa" w:w="2088"/>
+            <w:tcW w:w="2088" w:type="dxa"/>
             <w:tcMar>
               <w:top w:w="60" w:type="dxa"/>
               <w:bottom w:w="60" w:type="dxa"/>
@@ -221,7 +221,7 @@
       <w:tr>
         <w:tc>
           <w:tcPr>
-            <w:tcW w:type="dxa" w:w="1944"/>
+            <w:tcW w:w="1944" w:type="dxa"/>
             <w:tcMar>
               <w:top w:w="60" w:type="dxa"/>
               <w:bottom w:w="60" w:type="dxa"/>
@@ -249,7 +249,7 @@
         </w:tc>
         <w:tc>
           <w:tcPr>
-            <w:tcW w:type="dxa" w:w="4320"/>
+            <w:tcW w:w="4320" w:type="dxa"/>
             <w:tcMar>
               <w:top w:w="60" w:type="dxa"/>
               <w:bottom w:w="60" w:type="dxa"/>
@@ -276,7 +276,7 @@
         </w:tc>
         <w:tc>
           <w:tcPr>
-            <w:tcW w:type="dxa" w:w="1944"/>
+            <w:tcW w:w="1944" w:type="dxa"/>
             <w:tcMar>
               <w:top w:w="60" w:type="dxa"/>
               <w:bottom w:w="60" w:type="dxa"/>
@@ -304,7 +304,7 @@
         </w:tc>
         <w:tc>
           <w:tcPr>
-            <w:tcW w:type="dxa" w:w="2088"/>
+            <w:tcW w:w="2088" w:type="dxa"/>
             <w:tcMar>
               <w:top w:w="60" w:type="dxa"/>
               <w:bottom w:w="60" w:type="dxa"/>
@@ -333,7 +333,7 @@
       <w:tr>
         <w:tc>
           <w:tcPr>
-            <w:tcW w:type="dxa" w:w="1944"/>
+            <w:tcW w:w="1944" w:type="dxa"/>
             <w:tcMar>
               <w:top w:w="60" w:type="dxa"/>
               <w:bottom w:w="60" w:type="dxa"/>
@@ -361,7 +361,7 @@
         </w:tc>
         <w:tc>
           <w:tcPr>
-            <w:tcW w:type="dxa" w:w="4320"/>
+            <w:tcW w:w="4320" w:type="dxa"/>
             <w:tcMar>
               <w:top w:w="60" w:type="dxa"/>
               <w:bottom w:w="60" w:type="dxa"/>
@@ -388,7 +388,7 @@
         </w:tc>
         <w:tc>
           <w:tcPr>
-            <w:tcW w:type="dxa" w:w="1944"/>
+            <w:tcW w:w="1944" w:type="dxa"/>
             <w:tcMar>
               <w:top w:w="60" w:type="dxa"/>
               <w:bottom w:w="60" w:type="dxa"/>
@@ -416,7 +416,7 @@
         </w:tc>
         <w:tc>
           <w:tcPr>
-            <w:tcW w:type="dxa" w:w="2088"/>
+            <w:tcW w:w="2088" w:type="dxa"/>
             <w:tcMar>
               <w:top w:w="60" w:type="dxa"/>
               <w:bottom w:w="60" w:type="dxa"/>
@@ -445,7 +445,7 @@
       <w:tr>
         <w:tc>
           <w:tcPr>
-            <w:tcW w:type="dxa" w:w="1944"/>
+            <w:tcW w:w="1944" w:type="dxa"/>
             <w:tcMar>
               <w:top w:w="60" w:type="dxa"/>
               <w:bottom w:w="60" w:type="dxa"/>
@@ -473,7 +473,7 @@
         </w:tc>
         <w:tc>
           <w:tcPr>
-            <w:tcW w:type="dxa" w:w="4320"/>
+            <w:tcW w:w="4320" w:type="dxa"/>
             <w:tcMar>
               <w:top w:w="60" w:type="dxa"/>
               <w:bottom w:w="60" w:type="dxa"/>
@@ -500,7 +500,7 @@
         </w:tc>
         <w:tc>
           <w:tcPr>
-            <w:tcW w:type="dxa" w:w="1944"/>
+            <w:tcW w:w="1944" w:type="dxa"/>
             <w:tcMar>
               <w:top w:w="60" w:type="dxa"/>
               <w:bottom w:w="60" w:type="dxa"/>
@@ -528,7 +528,7 @@
         </w:tc>
         <w:tc>
           <w:tcPr>
-            <w:tcW w:type="dxa" w:w="2088"/>
+            <w:tcW w:w="2088" w:type="dxa"/>
             <w:tcMar>
               <w:top w:w="60" w:type="dxa"/>
               <w:bottom w:w="60" w:type="dxa"/>
@@ -579,7 +579,6 @@
     </w:p>
     <w:tbl>
       <w:tblPr>
-        <w:tblW w:type="auto" w:w="0"/>
         <w:jc w:val="center"/>
         <w:tblLook w:firstColumn="1" w:firstRow="1" w:lastColumn="0" w:lastRow="0" w:noHBand="0" w:noVBand="1" w:val="04A0"/>
         <w:tblBorders>
@@ -591,14 +590,15 @@
           <w:insideV w:val="none" w:sz="0" w:space="0" w:color="auto"/>
         </w:tblBorders>
         <w:tblLayout w:type="fixed"/>
+        <w:tblW w:w="10296" w:type="dxa"/>
       </w:tblPr>
       <w:tblGrid>
-        <w:gridCol w:w="10368"/>
+        <w:gridCol w:w="10296"/>
       </w:tblGrid>
       <w:tr>
         <w:tc>
           <w:tcPr>
-            <w:tcW w:type="dxa" w:w="10296"/>
+            <w:tcW w:w="10296" w:type="dxa"/>
             <w:shd w:val="clear" w:color="auto" w:fill="EAF1FB"/>
             <w:tcBorders>
               <w:left w:val="single" w:sz="24" w:space="0" w:color="2E6FD6"/>
@@ -728,7 +728,6 @@
     </w:p>
     <w:tbl>
       <w:tblPr>
-        <w:tblW w:type="auto" w:w="0"/>
         <w:jc w:val="center"/>
         <w:tblLook w:firstColumn="1" w:firstRow="1" w:lastColumn="0" w:lastRow="0" w:noHBand="0" w:noVBand="1" w:val="04A0"/>
         <w:tblLayout w:type="fixed"/>
@@ -740,15 +739,16 @@
           <w:insideH w:val="single" w:sz="4" w:space="0" w:color="C9D0E0"/>
           <w:insideV w:val="single" w:sz="4" w:space="0" w:color="C9D0E0"/>
         </w:tblBorders>
+        <w:tblW w:w="10296" w:type="dxa"/>
       </w:tblPr>
       <w:tblGrid>
-        <w:gridCol w:w="5184"/>
-        <w:gridCol w:w="5184"/>
+        <w:gridCol w:w="3312"/>
+        <w:gridCol w:w="6984"/>
       </w:tblGrid>
       <w:tr>
         <w:tc>
           <w:tcPr>
-            <w:tcW w:type="dxa" w:w="3312"/>
+            <w:tcW w:w="3312" w:type="dxa"/>
             <w:shd w:val="clear" w:color="auto" w:fill="E8ECF6"/>
             <w:tcMar>
               <w:top w:w="50" w:type="dxa"/>
@@ -776,7 +776,7 @@
         </w:tc>
         <w:tc>
           <w:tcPr>
-            <w:tcW w:type="dxa" w:w="6984"/>
+            <w:tcW w:w="6984" w:type="dxa"/>
             <w:shd w:val="clear" w:color="auto" w:fill="FFFFFF"/>
             <w:tcMar>
               <w:top w:w="50" w:type="dxa"/>
@@ -805,7 +805,7 @@
       <w:tr>
         <w:tc>
           <w:tcPr>
-            <w:tcW w:type="dxa" w:w="3312"/>
+            <w:tcW w:w="3312" w:type="dxa"/>
             <w:shd w:val="clear" w:color="auto" w:fill="F2F5FB"/>
             <w:tcMar>
               <w:top w:w="50" w:type="dxa"/>
@@ -833,7 +833,7 @@
         </w:tc>
         <w:tc>
           <w:tcPr>
-            <w:tcW w:type="dxa" w:w="6984"/>
+            <w:tcW w:w="6984" w:type="dxa"/>
             <w:shd w:val="clear" w:color="auto" w:fill="FAFBFE"/>
             <w:tcMar>
               <w:top w:w="50" w:type="dxa"/>
@@ -862,7 +862,7 @@
       <w:tr>
         <w:tc>
           <w:tcPr>
-            <w:tcW w:type="dxa" w:w="3312"/>
+            <w:tcW w:w="3312" w:type="dxa"/>
             <w:shd w:val="clear" w:color="auto" w:fill="E8ECF6"/>
             <w:tcMar>
               <w:top w:w="50" w:type="dxa"/>
@@ -890,7 +890,7 @@
         </w:tc>
         <w:tc>
           <w:tcPr>
-            <w:tcW w:type="dxa" w:w="6984"/>
+            <w:tcW w:w="6984" w:type="dxa"/>
             <w:shd w:val="clear" w:color="auto" w:fill="FFFFFF"/>
             <w:tcMar>
               <w:top w:w="50" w:type="dxa"/>
@@ -919,7 +919,7 @@
       <w:tr>
         <w:tc>
           <w:tcPr>
-            <w:tcW w:type="dxa" w:w="3312"/>
+            <w:tcW w:w="3312" w:type="dxa"/>
             <w:shd w:val="clear" w:color="auto" w:fill="F2F5FB"/>
             <w:tcMar>
               <w:top w:w="50" w:type="dxa"/>
@@ -947,7 +947,7 @@
         </w:tc>
         <w:tc>
           <w:tcPr>
-            <w:tcW w:type="dxa" w:w="6984"/>
+            <w:tcW w:w="6984" w:type="dxa"/>
             <w:shd w:val="clear" w:color="auto" w:fill="FAFBFE"/>
             <w:tcMar>
               <w:top w:w="50" w:type="dxa"/>
@@ -976,7 +976,7 @@
       <w:tr>
         <w:tc>
           <w:tcPr>
-            <w:tcW w:type="dxa" w:w="3312"/>
+            <w:tcW w:w="3312" w:type="dxa"/>
             <w:shd w:val="clear" w:color="auto" w:fill="E8ECF6"/>
             <w:tcMar>
               <w:top w:w="50" w:type="dxa"/>
@@ -1004,7 +1004,7 @@
         </w:tc>
         <w:tc>
           <w:tcPr>
-            <w:tcW w:type="dxa" w:w="6984"/>
+            <w:tcW w:w="6984" w:type="dxa"/>
             <w:shd w:val="clear" w:color="auto" w:fill="FFFFFF"/>
             <w:tcMar>
               <w:top w:w="50" w:type="dxa"/>
@@ -1032,7 +1032,7 @@
       <w:tr>
         <w:tc>
           <w:tcPr>
-            <w:tcW w:type="dxa" w:w="3312"/>
+            <w:tcW w:w="3312" w:type="dxa"/>
             <w:shd w:val="clear" w:color="auto" w:fill="F2F5FB"/>
             <w:tcMar>
               <w:top w:w="50" w:type="dxa"/>
@@ -1060,7 +1060,7 @@
         </w:tc>
         <w:tc>
           <w:tcPr>
-            <w:tcW w:type="dxa" w:w="6984"/>
+            <w:tcW w:w="6984" w:type="dxa"/>
             <w:shd w:val="clear" w:color="auto" w:fill="FAFBFE"/>
             <w:tcMar>
               <w:top w:w="50" w:type="dxa"/>
@@ -1111,7 +1111,6 @@
     </w:p>
     <w:tbl>
       <w:tblPr>
-        <w:tblW w:type="auto" w:w="0"/>
         <w:jc w:val="center"/>
         <w:tblLook w:firstColumn="1" w:firstRow="1" w:lastColumn="0" w:lastRow="0" w:noHBand="0" w:noVBand="1" w:val="04A0"/>
         <w:tblBorders>
@@ -1123,14 +1122,15 @@
           <w:insideV w:val="none" w:sz="0" w:space="0" w:color="auto"/>
         </w:tblBorders>
         <w:tblLayout w:type="fixed"/>
+        <w:tblW w:w="10296" w:type="dxa"/>
       </w:tblPr>
       <w:tblGrid>
-        <w:gridCol w:w="10368"/>
+        <w:gridCol w:w="10296"/>
       </w:tblGrid>
       <w:tr>
         <w:tc>
           <w:tcPr>
-            <w:tcW w:type="dxa" w:w="10296"/>
+            <w:tcW w:w="10296" w:type="dxa"/>
             <w:shd w:val="clear" w:color="auto" w:fill="ECF7EE"/>
             <w:tcBorders>
               <w:left w:val="single" w:sz="24" w:space="0" w:color="2E9E4F"/>
@@ -1289,7 +1289,6 @@
     </w:p>
     <w:tbl>
       <w:tblPr>
-        <w:tblW w:type="auto" w:w="0"/>
         <w:jc w:val="center"/>
         <w:tblLook w:firstColumn="1" w:firstRow="1" w:lastColumn="0" w:lastRow="0" w:noHBand="0" w:noVBand="1" w:val="04A0"/>
         <w:tblLayout w:type="fixed"/>
@@ -1301,15 +1300,16 @@
           <w:insideH w:val="single" w:sz="4" w:space="0" w:color="C9D0E0"/>
           <w:insideV w:val="single" w:sz="4" w:space="0" w:color="C9D0E0"/>
         </w:tblBorders>
+        <w:tblW w:w="10296" w:type="dxa"/>
       </w:tblPr>
       <w:tblGrid>
-        <w:gridCol w:w="5184"/>
-        <w:gridCol w:w="5184"/>
+        <w:gridCol w:w="3312"/>
+        <w:gridCol w:w="6984"/>
       </w:tblGrid>
       <w:tr>
         <w:tc>
           <w:tcPr>
-            <w:tcW w:type="dxa" w:w="3312"/>
+            <w:tcW w:w="3312" w:type="dxa"/>
             <w:shd w:val="clear" w:color="auto" w:fill="E8ECF6"/>
             <w:tcMar>
               <w:top w:w="50" w:type="dxa"/>
@@ -1337,7 +1337,7 @@
         </w:tc>
         <w:tc>
           <w:tcPr>
-            <w:tcW w:type="dxa" w:w="6984"/>
+            <w:tcW w:w="6984" w:type="dxa"/>
             <w:shd w:val="clear" w:color="auto" w:fill="FFFFFF"/>
             <w:tcMar>
               <w:top w:w="50" w:type="dxa"/>
@@ -1366,7 +1366,7 @@
       <w:tr>
         <w:tc>
           <w:tcPr>
-            <w:tcW w:type="dxa" w:w="3312"/>
+            <w:tcW w:w="3312" w:type="dxa"/>
             <w:shd w:val="clear" w:color="auto" w:fill="F2F5FB"/>
             <w:tcMar>
               <w:top w:w="50" w:type="dxa"/>
@@ -1394,7 +1394,7 @@
         </w:tc>
         <w:tc>
           <w:tcPr>
-            <w:tcW w:type="dxa" w:w="6984"/>
+            <w:tcW w:w="6984" w:type="dxa"/>
             <w:shd w:val="clear" w:color="auto" w:fill="FAFBFE"/>
             <w:tcMar>
               <w:top w:w="50" w:type="dxa"/>
@@ -1423,7 +1423,7 @@
       <w:tr>
         <w:tc>
           <w:tcPr>
-            <w:tcW w:type="dxa" w:w="3312"/>
+            <w:tcW w:w="3312" w:type="dxa"/>
             <w:shd w:val="clear" w:color="auto" w:fill="E8ECF6"/>
             <w:tcMar>
               <w:top w:w="50" w:type="dxa"/>
@@ -1451,7 +1451,7 @@
         </w:tc>
         <w:tc>
           <w:tcPr>
-            <w:tcW w:type="dxa" w:w="6984"/>
+            <w:tcW w:w="6984" w:type="dxa"/>
             <w:shd w:val="clear" w:color="auto" w:fill="FFFFFF"/>
             <w:tcMar>
               <w:top w:w="50" w:type="dxa"/>
@@ -1480,7 +1480,7 @@
       <w:tr>
         <w:tc>
           <w:tcPr>
-            <w:tcW w:type="dxa" w:w="3312"/>
+            <w:tcW w:w="3312" w:type="dxa"/>
             <w:shd w:val="clear" w:color="auto" w:fill="F2F5FB"/>
             <w:tcMar>
               <w:top w:w="50" w:type="dxa"/>
@@ -1508,7 +1508,7 @@
         </w:tc>
         <w:tc>
           <w:tcPr>
-            <w:tcW w:type="dxa" w:w="6984"/>
+            <w:tcW w:w="6984" w:type="dxa"/>
             <w:shd w:val="clear" w:color="auto" w:fill="FAFBFE"/>
             <w:tcMar>
               <w:top w:w="50" w:type="dxa"/>
@@ -1537,7 +1537,7 @@
       <w:tr>
         <w:tc>
           <w:tcPr>
-            <w:tcW w:type="dxa" w:w="3312"/>
+            <w:tcW w:w="3312" w:type="dxa"/>
             <w:shd w:val="clear" w:color="auto" w:fill="E8ECF6"/>
             <w:tcMar>
               <w:top w:w="50" w:type="dxa"/>
@@ -1565,7 +1565,7 @@
         </w:tc>
         <w:tc>
           <w:tcPr>
-            <w:tcW w:type="dxa" w:w="6984"/>
+            <w:tcW w:w="6984" w:type="dxa"/>
             <w:shd w:val="clear" w:color="auto" w:fill="FFFFFF"/>
             <w:tcMar>
               <w:top w:w="50" w:type="dxa"/>
@@ -1616,7 +1616,6 @@
     </w:p>
     <w:tbl>
       <w:tblPr>
-        <w:tblW w:type="auto" w:w="0"/>
         <w:jc w:val="center"/>
         <w:tblLook w:firstColumn="1" w:firstRow="1" w:lastColumn="0" w:lastRow="0" w:noHBand="0" w:noVBand="1" w:val="04A0"/>
         <w:tblBorders>
@@ -1628,14 +1627,15 @@
           <w:insideV w:val="none" w:sz="0" w:space="0" w:color="auto"/>
         </w:tblBorders>
         <w:tblLayout w:type="fixed"/>
+        <w:tblW w:w="10296" w:type="dxa"/>
       </w:tblPr>
       <w:tblGrid>
-        <w:gridCol w:w="10368"/>
+        <w:gridCol w:w="10296"/>
       </w:tblGrid>
       <w:tr>
         <w:tc>
           <w:tcPr>
-            <w:tcW w:type="dxa" w:w="10296"/>
+            <w:tcW w:w="10296" w:type="dxa"/>
             <w:shd w:val="clear" w:color="auto" w:fill="FDF3E7"/>
             <w:tcBorders>
               <w:left w:val="single" w:sz="24" w:space="0" w:color="D9822B"/>
@@ -1802,7 +1802,6 @@
     </w:p>
     <w:tbl>
       <w:tblPr>
-        <w:tblW w:type="auto" w:w="0"/>
         <w:jc w:val="center"/>
         <w:tblLook w:firstColumn="1" w:firstRow="1" w:lastColumn="0" w:lastRow="0" w:noHBand="0" w:noVBand="1" w:val="04A0"/>
         <w:tblBorders>
@@ -1814,14 +1813,15 @@
           <w:insideV w:val="none" w:sz="0" w:space="0" w:color="auto"/>
         </w:tblBorders>
         <w:tblLayout w:type="fixed"/>
+        <w:tblW w:w="10296" w:type="dxa"/>
       </w:tblPr>
       <w:tblGrid>
-        <w:gridCol w:w="10368"/>
+        <w:gridCol w:w="10296"/>
       </w:tblGrid>
       <w:tr>
         <w:tc>
           <w:tcPr>
-            <w:tcW w:type="dxa" w:w="10296"/>
+            <w:tcW w:w="10296" w:type="dxa"/>
             <w:shd w:val="clear" w:color="auto" w:fill="EDF0F7"/>
             <w:tcBorders>
               <w:left w:val="single" w:sz="30" w:space="0" w:color="1F2A56"/>
@@ -1911,7 +1911,6 @@
     </w:tbl>
     <w:tbl>
       <w:tblPr>
-        <w:tblW w:type="auto" w:w="0"/>
         <w:jc w:val="center"/>
         <w:tblLook w:firstColumn="1" w:firstRow="1" w:lastColumn="0" w:lastRow="0" w:noHBand="0" w:noVBand="1" w:val="04A0"/>
         <w:tblLayout w:type="fixed"/>
@@ -1923,12 +1922,13 @@
           <w:insideH w:val="single" w:sz="4" w:space="0" w:color="C9D0E0"/>
           <w:insideV w:val="single" w:sz="4" w:space="0" w:color="C9D0E0"/>
         </w:tblBorders>
+        <w:tblW w:w="10296" w:type="dxa"/>
       </w:tblPr>
       <w:tblGrid>
-        <w:gridCol w:w="2592"/>
-        <w:gridCol w:w="2592"/>
-        <w:gridCol w:w="2592"/>
-        <w:gridCol w:w="2592"/>
+        <w:gridCol w:w="605"/>
+        <w:gridCol w:w="3384"/>
+        <w:gridCol w:w="3096"/>
+        <w:gridCol w:w="3211"/>
       </w:tblGrid>
       <w:tr>
         <w:trPr>
@@ -1936,7 +1936,7 @@
         </w:trPr>
         <w:tc>
           <w:tcPr>
-            <w:tcW w:type="dxa" w:w="605"/>
+            <w:tcW w:w="605" w:type="dxa"/>
             <w:shd w:val="clear" w:color="auto" w:fill="1F2A56"/>
             <w:tcMar>
               <w:top w:w="60" w:type="dxa"/>
@@ -1965,7 +1965,7 @@
         </w:tc>
         <w:tc>
           <w:tcPr>
-            <w:tcW w:type="dxa" w:w="3384"/>
+            <w:tcW w:w="3384" w:type="dxa"/>
             <w:shd w:val="clear" w:color="auto" w:fill="1F2A56"/>
             <w:tcMar>
               <w:top w:w="60" w:type="dxa"/>
@@ -1994,7 +1994,7 @@
         </w:tc>
         <w:tc>
           <w:tcPr>
-            <w:tcW w:type="dxa" w:w="3096"/>
+            <w:tcW w:w="3096" w:type="dxa"/>
             <w:shd w:val="clear" w:color="auto" w:fill="1F2A56"/>
             <w:tcMar>
               <w:top w:w="60" w:type="dxa"/>
@@ -2023,7 +2023,7 @@
         </w:tc>
         <w:tc>
           <w:tcPr>
-            <w:tcW w:type="dxa" w:w="3211"/>
+            <w:tcW w:w="3211" w:type="dxa"/>
             <w:shd w:val="clear" w:color="auto" w:fill="1F2A56"/>
             <w:tcMar>
               <w:top w:w="60" w:type="dxa"/>
@@ -2054,7 +2054,7 @@
       <w:tr>
         <w:tc>
           <w:tcPr>
-            <w:tcW w:type="dxa" w:w="2592"/>
+            <w:tcW w:type="dxa" w:w="605"/>
             <w:shd w:val="clear" w:color="auto" w:fill="EEF1F8"/>
             <w:tcMar>
               <w:top w:w="55" w:type="dxa"/>
@@ -2083,7 +2083,7 @@
         </w:tc>
         <w:tc>
           <w:tcPr>
-            <w:tcW w:type="dxa" w:w="2592"/>
+            <w:tcW w:type="dxa" w:w="3384"/>
             <w:shd w:val="clear" w:color="auto" w:fill="EEF1F8"/>
             <w:tcMar>
               <w:top w:w="55" w:type="dxa"/>
@@ -2109,7 +2109,7 @@
         </w:tc>
         <w:tc>
           <w:tcPr>
-            <w:tcW w:type="dxa" w:w="2592"/>
+            <w:tcW w:type="dxa" w:w="3096"/>
             <w:shd w:val="clear" w:color="auto" w:fill="EEF1F8"/>
             <w:tcMar>
               <w:top w:w="55" w:type="dxa"/>
@@ -2137,7 +2137,7 @@
         </w:tc>
         <w:tc>
           <w:tcPr>
-            <w:tcW w:type="dxa" w:w="2592"/>
+            <w:tcW w:type="dxa" w:w="3211"/>
             <w:shd w:val="clear" w:color="auto" w:fill="EEF1F8"/>
             <w:tcMar>
               <w:top w:w="55" w:type="dxa"/>
@@ -2166,7 +2166,7 @@
       <w:tr>
         <w:tc>
           <w:tcPr>
-            <w:tcW w:type="dxa" w:w="2592"/>
+            <w:tcW w:type="dxa" w:w="605"/>
             <w:shd w:val="clear" w:color="auto" w:fill="FFFFFF"/>
             <w:tcMar>
               <w:top w:w="55" w:type="dxa"/>
@@ -2195,7 +2195,7 @@
         </w:tc>
         <w:tc>
           <w:tcPr>
-            <w:tcW w:type="dxa" w:w="2592"/>
+            <w:tcW w:type="dxa" w:w="3384"/>
             <w:shd w:val="clear" w:color="auto" w:fill="FFFFFF"/>
             <w:tcMar>
               <w:top w:w="55" w:type="dxa"/>
@@ -2221,7 +2221,7 @@
         </w:tc>
         <w:tc>
           <w:tcPr>
-            <w:tcW w:type="dxa" w:w="2592"/>
+            <w:tcW w:type="dxa" w:w="3096"/>
             <w:shd w:val="clear" w:color="auto" w:fill="FFFFFF"/>
             <w:tcMar>
               <w:top w:w="55" w:type="dxa"/>
@@ -2249,7 +2249,7 @@
         </w:tc>
         <w:tc>
           <w:tcPr>
-            <w:tcW w:type="dxa" w:w="2592"/>
+            <w:tcW w:type="dxa" w:w="3211"/>
             <w:shd w:val="clear" w:color="auto" w:fill="FFFFFF"/>
             <w:tcMar>
               <w:top w:w="55" w:type="dxa"/>
@@ -2283,7 +2283,6 @@
     </w:p>
     <w:tbl>
       <w:tblPr>
-        <w:tblW w:type="auto" w:w="0"/>
         <w:jc w:val="center"/>
         <w:tblLook w:firstColumn="1" w:firstRow="1" w:lastColumn="0" w:lastRow="0" w:noHBand="0" w:noVBand="1" w:val="04A0"/>
         <w:tblBorders>
@@ -2295,14 +2294,15 @@
           <w:insideV w:val="none" w:sz="0" w:space="0" w:color="auto"/>
         </w:tblBorders>
         <w:tblLayout w:type="fixed"/>
+        <w:tblW w:w="10296" w:type="dxa"/>
       </w:tblPr>
       <w:tblGrid>
-        <w:gridCol w:w="10368"/>
+        <w:gridCol w:w="10296"/>
       </w:tblGrid>
       <w:tr>
         <w:tc>
           <w:tcPr>
-            <w:tcW w:type="dxa" w:w="10296"/>
+            <w:tcW w:w="10296" w:type="dxa"/>
             <w:shd w:val="clear" w:color="auto" w:fill="EDF0F7"/>
             <w:tcBorders>
               <w:left w:val="single" w:sz="30" w:space="0" w:color="1F2A56"/>
@@ -2392,7 +2392,6 @@
     </w:tbl>
     <w:tbl>
       <w:tblPr>
-        <w:tblW w:type="auto" w:w="0"/>
         <w:jc w:val="center"/>
         <w:tblLook w:firstColumn="1" w:firstRow="1" w:lastColumn="0" w:lastRow="0" w:noHBand="0" w:noVBand="1" w:val="04A0"/>
         <w:tblLayout w:type="fixed"/>
@@ -2404,12 +2403,13 @@
           <w:insideH w:val="single" w:sz="4" w:space="0" w:color="C9D0E0"/>
           <w:insideV w:val="single" w:sz="4" w:space="0" w:color="C9D0E0"/>
         </w:tblBorders>
+        <w:tblW w:w="10296" w:type="dxa"/>
       </w:tblPr>
       <w:tblGrid>
-        <w:gridCol w:w="2592"/>
-        <w:gridCol w:w="2592"/>
-        <w:gridCol w:w="2592"/>
-        <w:gridCol w:w="2592"/>
+        <w:gridCol w:w="605"/>
+        <w:gridCol w:w="3384"/>
+        <w:gridCol w:w="3096"/>
+        <w:gridCol w:w="3211"/>
       </w:tblGrid>
       <w:tr>
         <w:trPr>
@@ -2417,7 +2417,7 @@
         </w:trPr>
         <w:tc>
           <w:tcPr>
-            <w:tcW w:type="dxa" w:w="605"/>
+            <w:tcW w:w="605" w:type="dxa"/>
             <w:shd w:val="clear" w:color="auto" w:fill="1F2A56"/>
             <w:tcMar>
               <w:top w:w="60" w:type="dxa"/>
@@ -2446,7 +2446,7 @@
         </w:tc>
         <w:tc>
           <w:tcPr>
-            <w:tcW w:type="dxa" w:w="3384"/>
+            <w:tcW w:w="3384" w:type="dxa"/>
             <w:shd w:val="clear" w:color="auto" w:fill="1F2A56"/>
             <w:tcMar>
               <w:top w:w="60" w:type="dxa"/>
@@ -2475,7 +2475,7 @@
         </w:tc>
         <w:tc>
           <w:tcPr>
-            <w:tcW w:type="dxa" w:w="3096"/>
+            <w:tcW w:w="3096" w:type="dxa"/>
             <w:shd w:val="clear" w:color="auto" w:fill="1F2A56"/>
             <w:tcMar>
               <w:top w:w="60" w:type="dxa"/>
@@ -2504,7 +2504,7 @@
         </w:tc>
         <w:tc>
           <w:tcPr>
-            <w:tcW w:type="dxa" w:w="3211"/>
+            <w:tcW w:w="3211" w:type="dxa"/>
             <w:shd w:val="clear" w:color="auto" w:fill="1F2A56"/>
             <w:tcMar>
               <w:top w:w="60" w:type="dxa"/>
@@ -2535,7 +2535,7 @@
       <w:tr>
         <w:tc>
           <w:tcPr>
-            <w:tcW w:type="dxa" w:w="2592"/>
+            <w:tcW w:type="dxa" w:w="605"/>
             <w:shd w:val="clear" w:color="auto" w:fill="EEF1F8"/>
             <w:tcMar>
               <w:top w:w="55" w:type="dxa"/>
@@ -2564,7 +2564,7 @@
         </w:tc>
         <w:tc>
           <w:tcPr>
-            <w:tcW w:type="dxa" w:w="2592"/>
+            <w:tcW w:type="dxa" w:w="3384"/>
             <w:shd w:val="clear" w:color="auto" w:fill="EEF1F8"/>
             <w:tcMar>
               <w:top w:w="55" w:type="dxa"/>
@@ -2590,7 +2590,7 @@
         </w:tc>
         <w:tc>
           <w:tcPr>
-            <w:tcW w:type="dxa" w:w="2592"/>
+            <w:tcW w:type="dxa" w:w="3096"/>
             <w:shd w:val="clear" w:color="auto" w:fill="EEF1F8"/>
             <w:tcMar>
               <w:top w:w="55" w:type="dxa"/>
@@ -2618,7 +2618,7 @@
         </w:tc>
         <w:tc>
           <w:tcPr>
-            <w:tcW w:type="dxa" w:w="2592"/>
+            <w:tcW w:type="dxa" w:w="3211"/>
             <w:shd w:val="clear" w:color="auto" w:fill="EEF1F8"/>
             <w:tcMar>
               <w:top w:w="55" w:type="dxa"/>
@@ -2647,7 +2647,7 @@
       <w:tr>
         <w:tc>
           <w:tcPr>
-            <w:tcW w:type="dxa" w:w="2592"/>
+            <w:tcW w:type="dxa" w:w="605"/>
             <w:shd w:val="clear" w:color="auto" w:fill="FFFFFF"/>
             <w:tcMar>
               <w:top w:w="55" w:type="dxa"/>
@@ -2676,7 +2676,7 @@
         </w:tc>
         <w:tc>
           <w:tcPr>
-            <w:tcW w:type="dxa" w:w="2592"/>
+            <w:tcW w:type="dxa" w:w="3384"/>
             <w:shd w:val="clear" w:color="auto" w:fill="FFFFFF"/>
             <w:tcMar>
               <w:top w:w="55" w:type="dxa"/>
@@ -2702,7 +2702,7 @@
         </w:tc>
         <w:tc>
           <w:tcPr>
-            <w:tcW w:type="dxa" w:w="2592"/>
+            <w:tcW w:type="dxa" w:w="3096"/>
             <w:shd w:val="clear" w:color="auto" w:fill="FFFFFF"/>
             <w:tcMar>
               <w:top w:w="55" w:type="dxa"/>
@@ -2730,7 +2730,7 @@
         </w:tc>
         <w:tc>
           <w:tcPr>
-            <w:tcW w:type="dxa" w:w="2592"/>
+            <w:tcW w:type="dxa" w:w="3211"/>
             <w:shd w:val="clear" w:color="auto" w:fill="FFFFFF"/>
             <w:tcMar>
               <w:top w:w="55" w:type="dxa"/>
@@ -2759,7 +2759,7 @@
       <w:tr>
         <w:tc>
           <w:tcPr>
-            <w:tcW w:type="dxa" w:w="2592"/>
+            <w:tcW w:type="dxa" w:w="605"/>
             <w:shd w:val="clear" w:color="auto" w:fill="EEF1F8"/>
             <w:tcMar>
               <w:top w:w="55" w:type="dxa"/>
@@ -2788,7 +2788,7 @@
         </w:tc>
         <w:tc>
           <w:tcPr>
-            <w:tcW w:type="dxa" w:w="2592"/>
+            <w:tcW w:type="dxa" w:w="3384"/>
             <w:shd w:val="clear" w:color="auto" w:fill="EEF1F8"/>
             <w:tcMar>
               <w:top w:w="55" w:type="dxa"/>
@@ -2814,7 +2814,7 @@
         </w:tc>
         <w:tc>
           <w:tcPr>
-            <w:tcW w:type="dxa" w:w="2592"/>
+            <w:tcW w:type="dxa" w:w="3096"/>
             <w:shd w:val="clear" w:color="auto" w:fill="EEF1F8"/>
             <w:tcMar>
               <w:top w:w="55" w:type="dxa"/>
@@ -2842,7 +2842,7 @@
         </w:tc>
         <w:tc>
           <w:tcPr>
-            <w:tcW w:type="dxa" w:w="2592"/>
+            <w:tcW w:type="dxa" w:w="3211"/>
             <w:shd w:val="clear" w:color="auto" w:fill="EEF1F8"/>
             <w:tcMar>
               <w:top w:w="55" w:type="dxa"/>
@@ -2876,7 +2876,6 @@
     </w:p>
     <w:tbl>
       <w:tblPr>
-        <w:tblW w:type="auto" w:w="0"/>
         <w:jc w:val="center"/>
         <w:tblLook w:firstColumn="1" w:firstRow="1" w:lastColumn="0" w:lastRow="0" w:noHBand="0" w:noVBand="1" w:val="04A0"/>
         <w:tblBorders>
@@ -2888,14 +2887,15 @@
           <w:insideV w:val="none" w:sz="0" w:space="0" w:color="auto"/>
         </w:tblBorders>
         <w:tblLayout w:type="fixed"/>
+        <w:tblW w:w="10296" w:type="dxa"/>
       </w:tblPr>
       <w:tblGrid>
-        <w:gridCol w:w="10368"/>
+        <w:gridCol w:w="10296"/>
       </w:tblGrid>
       <w:tr>
         <w:tc>
           <w:tcPr>
-            <w:tcW w:type="dxa" w:w="10296"/>
+            <w:tcW w:w="10296" w:type="dxa"/>
             <w:shd w:val="clear" w:color="auto" w:fill="EDF0F7"/>
             <w:tcBorders>
               <w:left w:val="single" w:sz="30" w:space="0" w:color="1F2A56"/>
@@ -2985,7 +2985,6 @@
     </w:tbl>
     <w:tbl>
       <w:tblPr>
-        <w:tblW w:type="auto" w:w="0"/>
         <w:jc w:val="center"/>
         <w:tblLook w:firstColumn="1" w:firstRow="1" w:lastColumn="0" w:lastRow="0" w:noHBand="0" w:noVBand="1" w:val="04A0"/>
         <w:tblLayout w:type="fixed"/>
@@ -2997,12 +2996,13 @@
           <w:insideH w:val="single" w:sz="4" w:space="0" w:color="C9D0E0"/>
           <w:insideV w:val="single" w:sz="4" w:space="0" w:color="C9D0E0"/>
         </w:tblBorders>
+        <w:tblW w:w="10296" w:type="dxa"/>
       </w:tblPr>
       <w:tblGrid>
-        <w:gridCol w:w="2592"/>
-        <w:gridCol w:w="2592"/>
-        <w:gridCol w:w="2592"/>
-        <w:gridCol w:w="2592"/>
+        <w:gridCol w:w="605"/>
+        <w:gridCol w:w="3384"/>
+        <w:gridCol w:w="3096"/>
+        <w:gridCol w:w="3211"/>
       </w:tblGrid>
       <w:tr>
         <w:trPr>
@@ -3010,7 +3010,7 @@
         </w:trPr>
         <w:tc>
           <w:tcPr>
-            <w:tcW w:type="dxa" w:w="605"/>
+            <w:tcW w:w="605" w:type="dxa"/>
             <w:shd w:val="clear" w:color="auto" w:fill="1F2A56"/>
             <w:tcMar>
               <w:top w:w="60" w:type="dxa"/>
@@ -3039,7 +3039,7 @@
         </w:tc>
         <w:tc>
           <w:tcPr>
-            <w:tcW w:type="dxa" w:w="3384"/>
+            <w:tcW w:w="3384" w:type="dxa"/>
             <w:shd w:val="clear" w:color="auto" w:fill="1F2A56"/>
             <w:tcMar>
               <w:top w:w="60" w:type="dxa"/>
@@ -3068,7 +3068,7 @@
         </w:tc>
         <w:tc>
           <w:tcPr>
-            <w:tcW w:type="dxa" w:w="3096"/>
+            <w:tcW w:w="3096" w:type="dxa"/>
             <w:shd w:val="clear" w:color="auto" w:fill="1F2A56"/>
             <w:tcMar>
               <w:top w:w="60" w:type="dxa"/>
@@ -3097,7 +3097,7 @@
         </w:tc>
         <w:tc>
           <w:tcPr>
-            <w:tcW w:type="dxa" w:w="3211"/>
+            <w:tcW w:w="3211" w:type="dxa"/>
             <w:shd w:val="clear" w:color="auto" w:fill="1F2A56"/>
             <w:tcMar>
               <w:top w:w="60" w:type="dxa"/>
@@ -3128,7 +3128,7 @@
       <w:tr>
         <w:tc>
           <w:tcPr>
-            <w:tcW w:type="dxa" w:w="2592"/>
+            <w:tcW w:type="dxa" w:w="605"/>
             <w:shd w:val="clear" w:color="auto" w:fill="EEF1F8"/>
             <w:tcMar>
               <w:top w:w="55" w:type="dxa"/>
@@ -3157,7 +3157,7 @@
         </w:tc>
         <w:tc>
           <w:tcPr>
-            <w:tcW w:type="dxa" w:w="2592"/>
+            <w:tcW w:type="dxa" w:w="3384"/>
             <w:shd w:val="clear" w:color="auto" w:fill="EEF1F8"/>
             <w:tcMar>
               <w:top w:w="55" w:type="dxa"/>
@@ -3183,7 +3183,7 @@
         </w:tc>
         <w:tc>
           <w:tcPr>
-            <w:tcW w:type="dxa" w:w="2592"/>
+            <w:tcW w:type="dxa" w:w="3096"/>
             <w:shd w:val="clear" w:color="auto" w:fill="EEF1F8"/>
             <w:tcMar>
               <w:top w:w="55" w:type="dxa"/>
@@ -3211,7 +3211,7 @@
         </w:tc>
         <w:tc>
           <w:tcPr>
-            <w:tcW w:type="dxa" w:w="2592"/>
+            <w:tcW w:type="dxa" w:w="3211"/>
             <w:shd w:val="clear" w:color="auto" w:fill="EEF1F8"/>
             <w:tcMar>
               <w:top w:w="55" w:type="dxa"/>
@@ -3240,7 +3240,7 @@
       <w:tr>
         <w:tc>
           <w:tcPr>
-            <w:tcW w:type="dxa" w:w="2592"/>
+            <w:tcW w:type="dxa" w:w="605"/>
             <w:shd w:val="clear" w:color="auto" w:fill="FFFFFF"/>
             <w:tcMar>
               <w:top w:w="55" w:type="dxa"/>
@@ -3269,7 +3269,7 @@
         </w:tc>
         <w:tc>
           <w:tcPr>
-            <w:tcW w:type="dxa" w:w="2592"/>
+            <w:tcW w:type="dxa" w:w="3384"/>
             <w:shd w:val="clear" w:color="auto" w:fill="FFFFFF"/>
             <w:tcMar>
               <w:top w:w="55" w:type="dxa"/>
@@ -3295,7 +3295,7 @@
         </w:tc>
         <w:tc>
           <w:tcPr>
-            <w:tcW w:type="dxa" w:w="2592"/>
+            <w:tcW w:type="dxa" w:w="3096"/>
             <w:shd w:val="clear" w:color="auto" w:fill="FFFFFF"/>
             <w:tcMar>
               <w:top w:w="55" w:type="dxa"/>
@@ -3323,7 +3323,7 @@
         </w:tc>
         <w:tc>
           <w:tcPr>
-            <w:tcW w:type="dxa" w:w="2592"/>
+            <w:tcW w:type="dxa" w:w="3211"/>
             <w:shd w:val="clear" w:color="auto" w:fill="FFFFFF"/>
             <w:tcMar>
               <w:top w:w="55" w:type="dxa"/>
@@ -3352,7 +3352,7 @@
       <w:tr>
         <w:tc>
           <w:tcPr>
-            <w:tcW w:type="dxa" w:w="2592"/>
+            <w:tcW w:type="dxa" w:w="605"/>
             <w:shd w:val="clear" w:color="auto" w:fill="EEF1F8"/>
             <w:tcMar>
               <w:top w:w="55" w:type="dxa"/>
@@ -3381,7 +3381,7 @@
         </w:tc>
         <w:tc>
           <w:tcPr>
-            <w:tcW w:type="dxa" w:w="2592"/>
+            <w:tcW w:type="dxa" w:w="3384"/>
             <w:shd w:val="clear" w:color="auto" w:fill="EEF1F8"/>
             <w:tcMar>
               <w:top w:w="55" w:type="dxa"/>
@@ -3407,7 +3407,7 @@
         </w:tc>
         <w:tc>
           <w:tcPr>
-            <w:tcW w:type="dxa" w:w="2592"/>
+            <w:tcW w:type="dxa" w:w="3096"/>
             <w:shd w:val="clear" w:color="auto" w:fill="EEF1F8"/>
             <w:tcMar>
               <w:top w:w="55" w:type="dxa"/>
@@ -3435,7 +3435,7 @@
         </w:tc>
         <w:tc>
           <w:tcPr>
-            <w:tcW w:type="dxa" w:w="2592"/>
+            <w:tcW w:type="dxa" w:w="3211"/>
             <w:shd w:val="clear" w:color="auto" w:fill="EEF1F8"/>
             <w:tcMar>
               <w:top w:w="55" w:type="dxa"/>
@@ -3469,7 +3469,6 @@
     </w:p>
     <w:tbl>
       <w:tblPr>
-        <w:tblW w:type="auto" w:w="0"/>
         <w:jc w:val="center"/>
         <w:tblLook w:firstColumn="1" w:firstRow="1" w:lastColumn="0" w:lastRow="0" w:noHBand="0" w:noVBand="1" w:val="04A0"/>
         <w:tblBorders>
@@ -3481,14 +3480,15 @@
           <w:insideV w:val="none" w:sz="0" w:space="0" w:color="auto"/>
         </w:tblBorders>
         <w:tblLayout w:type="fixed"/>
+        <w:tblW w:w="10296" w:type="dxa"/>
       </w:tblPr>
       <w:tblGrid>
-        <w:gridCol w:w="10368"/>
+        <w:gridCol w:w="10296"/>
       </w:tblGrid>
       <w:tr>
         <w:tc>
           <w:tcPr>
-            <w:tcW w:type="dxa" w:w="10296"/>
+            <w:tcW w:w="10296" w:type="dxa"/>
             <w:shd w:val="clear" w:color="auto" w:fill="EDF0F7"/>
             <w:tcBorders>
               <w:left w:val="single" w:sz="30" w:space="0" w:color="1F2A56"/>
@@ -3578,7 +3578,6 @@
     </w:tbl>
     <w:tbl>
       <w:tblPr>
-        <w:tblW w:type="auto" w:w="0"/>
         <w:jc w:val="center"/>
         <w:tblLook w:firstColumn="1" w:firstRow="1" w:lastColumn="0" w:lastRow="0" w:noHBand="0" w:noVBand="1" w:val="04A0"/>
         <w:tblLayout w:type="fixed"/>
@@ -3590,12 +3589,13 @@
           <w:insideH w:val="single" w:sz="4" w:space="0" w:color="C9D0E0"/>
           <w:insideV w:val="single" w:sz="4" w:space="0" w:color="C9D0E0"/>
         </w:tblBorders>
+        <w:tblW w:w="10296" w:type="dxa"/>
       </w:tblPr>
       <w:tblGrid>
-        <w:gridCol w:w="2592"/>
-        <w:gridCol w:w="2592"/>
-        <w:gridCol w:w="2592"/>
-        <w:gridCol w:w="2592"/>
+        <w:gridCol w:w="605"/>
+        <w:gridCol w:w="3384"/>
+        <w:gridCol w:w="3096"/>
+        <w:gridCol w:w="3211"/>
       </w:tblGrid>
       <w:tr>
         <w:trPr>
@@ -3603,7 +3603,7 @@
         </w:trPr>
         <w:tc>
           <w:tcPr>
-            <w:tcW w:type="dxa" w:w="605"/>
+            <w:tcW w:w="605" w:type="dxa"/>
             <w:shd w:val="clear" w:color="auto" w:fill="1F2A56"/>
             <w:tcMar>
               <w:top w:w="60" w:type="dxa"/>
@@ -3632,7 +3632,7 @@
         </w:tc>
         <w:tc>
           <w:tcPr>
-            <w:tcW w:type="dxa" w:w="3384"/>
+            <w:tcW w:w="3384" w:type="dxa"/>
             <w:shd w:val="clear" w:color="auto" w:fill="1F2A56"/>
             <w:tcMar>
               <w:top w:w="60" w:type="dxa"/>
@@ -3661,7 +3661,7 @@
         </w:tc>
         <w:tc>
           <w:tcPr>
-            <w:tcW w:type="dxa" w:w="3096"/>
+            <w:tcW w:w="3096" w:type="dxa"/>
             <w:shd w:val="clear" w:color="auto" w:fill="1F2A56"/>
             <w:tcMar>
               <w:top w:w="60" w:type="dxa"/>
@@ -3690,7 +3690,7 @@
         </w:tc>
         <w:tc>
           <w:tcPr>
-            <w:tcW w:type="dxa" w:w="3211"/>
+            <w:tcW w:w="3211" w:type="dxa"/>
             <w:shd w:val="clear" w:color="auto" w:fill="1F2A56"/>
             <w:tcMar>
               <w:top w:w="60" w:type="dxa"/>
@@ -3721,7 +3721,7 @@
       <w:tr>
         <w:tc>
           <w:tcPr>
-            <w:tcW w:type="dxa" w:w="2592"/>
+            <w:tcW w:type="dxa" w:w="605"/>
             <w:shd w:val="clear" w:color="auto" w:fill="EEF1F8"/>
             <w:tcMar>
               <w:top w:w="55" w:type="dxa"/>
@@ -3750,7 +3750,7 @@
         </w:tc>
         <w:tc>
           <w:tcPr>
-            <w:tcW w:type="dxa" w:w="2592"/>
+            <w:tcW w:type="dxa" w:w="3384"/>
             <w:shd w:val="clear" w:color="auto" w:fill="EEF1F8"/>
             <w:tcMar>
               <w:top w:w="55" w:type="dxa"/>
@@ -3776,7 +3776,7 @@
         </w:tc>
         <w:tc>
           <w:tcPr>
-            <w:tcW w:type="dxa" w:w="2592"/>
+            <w:tcW w:type="dxa" w:w="3096"/>
             <w:shd w:val="clear" w:color="auto" w:fill="EEF1F8"/>
             <w:tcMar>
               <w:top w:w="55" w:type="dxa"/>
@@ -3804,7 +3804,7 @@
         </w:tc>
         <w:tc>
           <w:tcPr>
-            <w:tcW w:type="dxa" w:w="2592"/>
+            <w:tcW w:type="dxa" w:w="3211"/>
             <w:shd w:val="clear" w:color="auto" w:fill="EEF1F8"/>
             <w:tcMar>
               <w:top w:w="55" w:type="dxa"/>
@@ -3833,7 +3833,7 @@
       <w:tr>
         <w:tc>
           <w:tcPr>
-            <w:tcW w:type="dxa" w:w="2592"/>
+            <w:tcW w:type="dxa" w:w="605"/>
             <w:shd w:val="clear" w:color="auto" w:fill="FFFFFF"/>
             <w:tcMar>
               <w:top w:w="55" w:type="dxa"/>
@@ -3862,7 +3862,7 @@
         </w:tc>
         <w:tc>
           <w:tcPr>
-            <w:tcW w:type="dxa" w:w="2592"/>
+            <w:tcW w:type="dxa" w:w="3384"/>
             <w:shd w:val="clear" w:color="auto" w:fill="FFFFFF"/>
             <w:tcMar>
               <w:top w:w="55" w:type="dxa"/>
@@ -3888,7 +3888,7 @@
         </w:tc>
         <w:tc>
           <w:tcPr>
-            <w:tcW w:type="dxa" w:w="2592"/>
+            <w:tcW w:type="dxa" w:w="3096"/>
             <w:shd w:val="clear" w:color="auto" w:fill="FFFFFF"/>
             <w:tcMar>
               <w:top w:w="55" w:type="dxa"/>
@@ -3916,7 +3916,7 @@
         </w:tc>
         <w:tc>
           <w:tcPr>
-            <w:tcW w:type="dxa" w:w="2592"/>
+            <w:tcW w:type="dxa" w:w="3211"/>
             <w:shd w:val="clear" w:color="auto" w:fill="FFFFFF"/>
             <w:tcMar>
               <w:top w:w="55" w:type="dxa"/>
@@ -3945,7 +3945,7 @@
       <w:tr>
         <w:tc>
           <w:tcPr>
-            <w:tcW w:type="dxa" w:w="2592"/>
+            <w:tcW w:type="dxa" w:w="605"/>
             <w:shd w:val="clear" w:color="auto" w:fill="EEF1F8"/>
             <w:tcMar>
               <w:top w:w="55" w:type="dxa"/>
@@ -3974,7 +3974,7 @@
         </w:tc>
         <w:tc>
           <w:tcPr>
-            <w:tcW w:type="dxa" w:w="2592"/>
+            <w:tcW w:type="dxa" w:w="3384"/>
             <w:shd w:val="clear" w:color="auto" w:fill="EEF1F8"/>
             <w:tcMar>
               <w:top w:w="55" w:type="dxa"/>
@@ -4000,7 +4000,7 @@
         </w:tc>
         <w:tc>
           <w:tcPr>
-            <w:tcW w:type="dxa" w:w="2592"/>
+            <w:tcW w:type="dxa" w:w="3096"/>
             <w:shd w:val="clear" w:color="auto" w:fill="EEF1F8"/>
             <w:tcMar>
               <w:top w:w="55" w:type="dxa"/>
@@ -4028,7 +4028,7 @@
         </w:tc>
         <w:tc>
           <w:tcPr>
-            <w:tcW w:type="dxa" w:w="2592"/>
+            <w:tcW w:type="dxa" w:w="3211"/>
             <w:shd w:val="clear" w:color="auto" w:fill="EEF1F8"/>
             <w:tcMar>
               <w:top w:w="55" w:type="dxa"/>
@@ -4062,7 +4062,6 @@
     </w:p>
     <w:tbl>
       <w:tblPr>
-        <w:tblW w:type="auto" w:w="0"/>
         <w:jc w:val="center"/>
         <w:tblLook w:firstColumn="1" w:firstRow="1" w:lastColumn="0" w:lastRow="0" w:noHBand="0" w:noVBand="1" w:val="04A0"/>
         <w:tblBorders>
@@ -4074,14 +4073,15 @@
           <w:insideV w:val="none" w:sz="0" w:space="0" w:color="auto"/>
         </w:tblBorders>
         <w:tblLayout w:type="fixed"/>
+        <w:tblW w:w="10296" w:type="dxa"/>
       </w:tblPr>
       <w:tblGrid>
-        <w:gridCol w:w="10368"/>
+        <w:gridCol w:w="10296"/>
       </w:tblGrid>
       <w:tr>
         <w:tc>
           <w:tcPr>
-            <w:tcW w:type="dxa" w:w="10296"/>
+            <w:tcW w:w="10296" w:type="dxa"/>
             <w:shd w:val="clear" w:color="auto" w:fill="EDF0F7"/>
             <w:tcBorders>
               <w:left w:val="single" w:sz="30" w:space="0" w:color="1F2A56"/>
@@ -4171,7 +4171,6 @@
     </w:tbl>
     <w:tbl>
       <w:tblPr>
-        <w:tblW w:type="auto" w:w="0"/>
         <w:jc w:val="center"/>
         <w:tblLook w:firstColumn="1" w:firstRow="1" w:lastColumn="0" w:lastRow="0" w:noHBand="0" w:noVBand="1" w:val="04A0"/>
         <w:tblLayout w:type="fixed"/>
@@ -4183,12 +4182,13 @@
           <w:insideH w:val="single" w:sz="4" w:space="0" w:color="C9D0E0"/>
           <w:insideV w:val="single" w:sz="4" w:space="0" w:color="C9D0E0"/>
         </w:tblBorders>
+        <w:tblW w:w="10296" w:type="dxa"/>
       </w:tblPr>
       <w:tblGrid>
-        <w:gridCol w:w="2592"/>
-        <w:gridCol w:w="2592"/>
-        <w:gridCol w:w="2592"/>
-        <w:gridCol w:w="2592"/>
+        <w:gridCol w:w="605"/>
+        <w:gridCol w:w="3384"/>
+        <w:gridCol w:w="3096"/>
+        <w:gridCol w:w="3211"/>
       </w:tblGrid>
       <w:tr>
         <w:trPr>
@@ -4196,7 +4196,7 @@
         </w:trPr>
         <w:tc>
           <w:tcPr>
-            <w:tcW w:type="dxa" w:w="605"/>
+            <w:tcW w:w="605" w:type="dxa"/>
             <w:shd w:val="clear" w:color="auto" w:fill="1F2A56"/>
             <w:tcMar>
               <w:top w:w="60" w:type="dxa"/>
@@ -4225,7 +4225,7 @@
         </w:tc>
         <w:tc>
           <w:tcPr>
-            <w:tcW w:type="dxa" w:w="3384"/>
+            <w:tcW w:w="3384" w:type="dxa"/>
             <w:shd w:val="clear" w:color="auto" w:fill="1F2A56"/>
             <w:tcMar>
               <w:top w:w="60" w:type="dxa"/>
@@ -4254,7 +4254,7 @@
         </w:tc>
         <w:tc>
           <w:tcPr>
-            <w:tcW w:type="dxa" w:w="3096"/>
+            <w:tcW w:w="3096" w:type="dxa"/>
             <w:shd w:val="clear" w:color="auto" w:fill="1F2A56"/>
             <w:tcMar>
               <w:top w:w="60" w:type="dxa"/>
@@ -4283,7 +4283,7 @@
         </w:tc>
         <w:tc>
           <w:tcPr>
-            <w:tcW w:type="dxa" w:w="3211"/>
+            <w:tcW w:w="3211" w:type="dxa"/>
             <w:shd w:val="clear" w:color="auto" w:fill="1F2A56"/>
             <w:tcMar>
               <w:top w:w="60" w:type="dxa"/>
@@ -4314,7 +4314,7 @@
       <w:tr>
         <w:tc>
           <w:tcPr>
-            <w:tcW w:type="dxa" w:w="2592"/>
+            <w:tcW w:type="dxa" w:w="605"/>
             <w:shd w:val="clear" w:color="auto" w:fill="EEF1F8"/>
             <w:tcMar>
               <w:top w:w="55" w:type="dxa"/>
@@ -4343,7 +4343,7 @@
         </w:tc>
         <w:tc>
           <w:tcPr>
-            <w:tcW w:type="dxa" w:w="2592"/>
+            <w:tcW w:type="dxa" w:w="3384"/>
             <w:shd w:val="clear" w:color="auto" w:fill="EEF1F8"/>
             <w:tcMar>
               <w:top w:w="55" w:type="dxa"/>
@@ -4369,7 +4369,7 @@
         </w:tc>
         <w:tc>
           <w:tcPr>
-            <w:tcW w:type="dxa" w:w="2592"/>
+            <w:tcW w:type="dxa" w:w="3096"/>
             <w:shd w:val="clear" w:color="auto" w:fill="EEF1F8"/>
             <w:tcMar>
               <w:top w:w="55" w:type="dxa"/>
@@ -4397,7 +4397,7 @@
         </w:tc>
         <w:tc>
           <w:tcPr>
-            <w:tcW w:type="dxa" w:w="2592"/>
+            <w:tcW w:type="dxa" w:w="3211"/>
             <w:shd w:val="clear" w:color="auto" w:fill="EEF1F8"/>
             <w:tcMar>
               <w:top w:w="55" w:type="dxa"/>
@@ -4426,7 +4426,7 @@
       <w:tr>
         <w:tc>
           <w:tcPr>
-            <w:tcW w:type="dxa" w:w="2592"/>
+            <w:tcW w:type="dxa" w:w="605"/>
             <w:shd w:val="clear" w:color="auto" w:fill="FFFFFF"/>
             <w:tcMar>
               <w:top w:w="55" w:type="dxa"/>
@@ -4455,7 +4455,7 @@
         </w:tc>
         <w:tc>
           <w:tcPr>
-            <w:tcW w:type="dxa" w:w="2592"/>
+            <w:tcW w:type="dxa" w:w="3384"/>
             <w:shd w:val="clear" w:color="auto" w:fill="FFFFFF"/>
             <w:tcMar>
               <w:top w:w="55" w:type="dxa"/>
@@ -4481,7 +4481,7 @@
         </w:tc>
         <w:tc>
           <w:tcPr>
-            <w:tcW w:type="dxa" w:w="2592"/>
+            <w:tcW w:type="dxa" w:w="3096"/>
             <w:shd w:val="clear" w:color="auto" w:fill="FFFFFF"/>
             <w:tcMar>
               <w:top w:w="55" w:type="dxa"/>
@@ -4509,7 +4509,7 @@
         </w:tc>
         <w:tc>
           <w:tcPr>
-            <w:tcW w:type="dxa" w:w="2592"/>
+            <w:tcW w:type="dxa" w:w="3211"/>
             <w:shd w:val="clear" w:color="auto" w:fill="FFFFFF"/>
             <w:tcMar>
               <w:top w:w="55" w:type="dxa"/>
@@ -4543,7 +4543,6 @@
     </w:p>
     <w:tbl>
       <w:tblPr>
-        <w:tblW w:type="auto" w:w="0"/>
         <w:jc w:val="center"/>
         <w:tblLook w:firstColumn="1" w:firstRow="1" w:lastColumn="0" w:lastRow="0" w:noHBand="0" w:noVBand="1" w:val="04A0"/>
         <w:tblBorders>
@@ -4555,14 +4554,15 @@
           <w:insideV w:val="none" w:sz="0" w:space="0" w:color="auto"/>
         </w:tblBorders>
         <w:tblLayout w:type="fixed"/>
+        <w:tblW w:w="10296" w:type="dxa"/>
       </w:tblPr>
       <w:tblGrid>
-        <w:gridCol w:w="10368"/>
+        <w:gridCol w:w="10296"/>
       </w:tblGrid>
       <w:tr>
         <w:tc>
           <w:tcPr>
-            <w:tcW w:type="dxa" w:w="10296"/>
+            <w:tcW w:w="10296" w:type="dxa"/>
             <w:shd w:val="clear" w:color="auto" w:fill="EDF0F7"/>
             <w:tcBorders>
               <w:left w:val="single" w:sz="30" w:space="0" w:color="1F2A56"/>
@@ -4652,7 +4652,6 @@
     </w:tbl>
     <w:tbl>
       <w:tblPr>
-        <w:tblW w:type="auto" w:w="0"/>
         <w:jc w:val="center"/>
         <w:tblLook w:firstColumn="1" w:firstRow="1" w:lastColumn="0" w:lastRow="0" w:noHBand="0" w:noVBand="1" w:val="04A0"/>
         <w:tblLayout w:type="fixed"/>
@@ -4664,12 +4663,13 @@
           <w:insideH w:val="single" w:sz="4" w:space="0" w:color="C9D0E0"/>
           <w:insideV w:val="single" w:sz="4" w:space="0" w:color="C9D0E0"/>
         </w:tblBorders>
+        <w:tblW w:w="10296" w:type="dxa"/>
       </w:tblPr>
       <w:tblGrid>
-        <w:gridCol w:w="2592"/>
-        <w:gridCol w:w="2592"/>
-        <w:gridCol w:w="2592"/>
-        <w:gridCol w:w="2592"/>
+        <w:gridCol w:w="605"/>
+        <w:gridCol w:w="3384"/>
+        <w:gridCol w:w="3096"/>
+        <w:gridCol w:w="3211"/>
       </w:tblGrid>
       <w:tr>
         <w:trPr>
@@ -4677,7 +4677,7 @@
         </w:trPr>
         <w:tc>
           <w:tcPr>
-            <w:tcW w:type="dxa" w:w="605"/>
+            <w:tcW w:w="605" w:type="dxa"/>
             <w:shd w:val="clear" w:color="auto" w:fill="1F2A56"/>
             <w:tcMar>
               <w:top w:w="60" w:type="dxa"/>
@@ -4706,7 +4706,7 @@
         </w:tc>
         <w:tc>
           <w:tcPr>
-            <w:tcW w:type="dxa" w:w="3384"/>
+            <w:tcW w:w="3384" w:type="dxa"/>
             <w:shd w:val="clear" w:color="auto" w:fill="1F2A56"/>
             <w:tcMar>
               <w:top w:w="60" w:type="dxa"/>
@@ -4735,7 +4735,7 @@
         </w:tc>
         <w:tc>
           <w:tcPr>
-            <w:tcW w:type="dxa" w:w="3096"/>
+            <w:tcW w:w="3096" w:type="dxa"/>
             <w:shd w:val="clear" w:color="auto" w:fill="1F2A56"/>
             <w:tcMar>
               <w:top w:w="60" w:type="dxa"/>
@@ -4764,7 +4764,7 @@
         </w:tc>
         <w:tc>
           <w:tcPr>
-            <w:tcW w:type="dxa" w:w="3211"/>
+            <w:tcW w:w="3211" w:type="dxa"/>
             <w:shd w:val="clear" w:color="auto" w:fill="1F2A56"/>
             <w:tcMar>
               <w:top w:w="60" w:type="dxa"/>
@@ -4795,7 +4795,7 @@
       <w:tr>
         <w:tc>
           <w:tcPr>
-            <w:tcW w:type="dxa" w:w="2592"/>
+            <w:tcW w:type="dxa" w:w="605"/>
             <w:shd w:val="clear" w:color="auto" w:fill="EEF1F8"/>
             <w:tcMar>
               <w:top w:w="55" w:type="dxa"/>
@@ -4824,7 +4824,7 @@
         </w:tc>
         <w:tc>
           <w:tcPr>
-            <w:tcW w:type="dxa" w:w="2592"/>
+            <w:tcW w:type="dxa" w:w="3384"/>
             <w:shd w:val="clear" w:color="auto" w:fill="EEF1F8"/>
             <w:tcMar>
               <w:top w:w="55" w:type="dxa"/>
@@ -4850,7 +4850,7 @@
         </w:tc>
         <w:tc>
           <w:tcPr>
-            <w:tcW w:type="dxa" w:w="2592"/>
+            <w:tcW w:type="dxa" w:w="3096"/>
             <w:shd w:val="clear" w:color="auto" w:fill="EEF1F8"/>
             <w:tcMar>
               <w:top w:w="55" w:type="dxa"/>
@@ -4878,7 +4878,7 @@
         </w:tc>
         <w:tc>
           <w:tcPr>
-            <w:tcW w:type="dxa" w:w="2592"/>
+            <w:tcW w:type="dxa" w:w="3211"/>
             <w:shd w:val="clear" w:color="auto" w:fill="EEF1F8"/>
             <w:tcMar>
               <w:top w:w="55" w:type="dxa"/>
@@ -4907,7 +4907,7 @@
       <w:tr>
         <w:tc>
           <w:tcPr>
-            <w:tcW w:type="dxa" w:w="2592"/>
+            <w:tcW w:type="dxa" w:w="605"/>
             <w:shd w:val="clear" w:color="auto" w:fill="FFFFFF"/>
             <w:tcMar>
               <w:top w:w="55" w:type="dxa"/>
@@ -4936,7 +4936,7 @@
         </w:tc>
         <w:tc>
           <w:tcPr>
-            <w:tcW w:type="dxa" w:w="2592"/>
+            <w:tcW w:type="dxa" w:w="3384"/>
             <w:shd w:val="clear" w:color="auto" w:fill="FFFFFF"/>
             <w:tcMar>
               <w:top w:w="55" w:type="dxa"/>
@@ -4962,7 +4962,7 @@
         </w:tc>
         <w:tc>
           <w:tcPr>
-            <w:tcW w:type="dxa" w:w="2592"/>
+            <w:tcW w:type="dxa" w:w="3096"/>
             <w:shd w:val="clear" w:color="auto" w:fill="FFFFFF"/>
             <w:tcMar>
               <w:top w:w="55" w:type="dxa"/>
@@ -4990,7 +4990,7 @@
         </w:tc>
         <w:tc>
           <w:tcPr>
-            <w:tcW w:type="dxa" w:w="2592"/>
+            <w:tcW w:type="dxa" w:w="3211"/>
             <w:shd w:val="clear" w:color="auto" w:fill="FFFFFF"/>
             <w:tcMar>
               <w:top w:w="55" w:type="dxa"/>
